--- a/02-Data-Analysis-Automation-Suite/01-Requirements-and-Review/DAA_System_Documentation.docx
+++ b/02-Data-Analysis-Automation-Suite/01-Requirements-and-Review/DAA_System_Documentation.docx
@@ -1104,7 +1104,7 @@
         <w:t xml:space="preserve"> </w:t>
       </w:r>
       <w:r>
-        <w:t xml:space="preserve">(draw.io, SVG, PNG) and the Mermaid version in the project README. In words:</w:t>
+        <w:t xml:space="preserve">(draw.io, SVG, PNG). In words:</w:t>
       </w:r>
     </w:p>
     <w:p>
